--- a/data/employees/EMP009/AST-EMP009-03.docx
+++ b/data/employees/EMP009/AST-EMP009-03.docx
@@ -7,10 +7,7 @@
         <w:pStyle w:val="Heading1"/>
       </w:pPr>
       <w:r>
-        <w:rPr>
-          <w:sz w:val="36"/>
-        </w:rPr>
-        <w:t>Design specification - EMP009</w:t>
+        <w:t>Ast Emp009 03 - EMP009</w:t>
       </w:r>
     </w:p>
     <w:p>
@@ -18,130 +15,32 @@
         <w:pStyle w:val="Heading2"/>
       </w:pPr>
       <w:r>
-        <w:t>Document Metadata</w:t>
-      </w:r>
-    </w:p>
-    <w:tbl>
-      <w:tblPr>
-        <w:tblStyle w:val="TableGrid"/>
-        <w:tblW w:type="auto" w:w="0"/>
-        <w:tblLook w:firstColumn="1" w:firstRow="1" w:lastColumn="0" w:lastRow="0" w:noHBand="0" w:noVBand="1" w:val="04A0"/>
-      </w:tblPr>
-      <w:tblGrid>
-        <w:gridCol w:w="4320"/>
-        <w:gridCol w:w="4320"/>
-      </w:tblGrid>
-      <w:tr>
-        <w:tc>
-          <w:tcPr>
-            <w:tcW w:type="dxa" w:w="4320"/>
-          </w:tcPr>
-          <w:p>
-            <w:r>
-              <w:t>Author</w:t>
-            </w:r>
-          </w:p>
-        </w:tc>
-        <w:tc>
-          <w:tcPr>
-            <w:tcW w:type="dxa" w:w="4320"/>
-          </w:tcPr>
-          <w:p>
-            <w:r>
-              <w:t>Drew Kim</w:t>
-            </w:r>
-          </w:p>
-        </w:tc>
-      </w:tr>
-      <w:tr>
-        <w:tc>
-          <w:tcPr>
-            <w:tcW w:type="dxa" w:w="4320"/>
-          </w:tcPr>
-          <w:p>
-            <w:r>
-              <w:t>Role / Department</w:t>
-            </w:r>
-          </w:p>
-        </w:tc>
-        <w:tc>
-          <w:tcPr>
-            <w:tcW w:type="dxa" w:w="4320"/>
-          </w:tcPr>
-          <w:p>
-            <w:r>
-              <w:t>Architect | Manufacturing</w:t>
-            </w:r>
-          </w:p>
-        </w:tc>
-      </w:tr>
-      <w:tr>
-        <w:tc>
-          <w:tcPr>
-            <w:tcW w:type="dxa" w:w="4320"/>
-          </w:tcPr>
-          <w:p>
-            <w:r>
-              <w:t>Location</w:t>
-            </w:r>
-          </w:p>
-        </w:tc>
-        <w:tc>
-          <w:tcPr>
-            <w:tcW w:type="dxa" w:w="4320"/>
-          </w:tcPr>
-          <w:p>
-            <w:r>
-              <w:t>Hsinchu</w:t>
-            </w:r>
-          </w:p>
-        </w:tc>
-      </w:tr>
-      <w:tr>
-        <w:tc>
-          <w:tcPr>
-            <w:tcW w:type="dxa" w:w="4320"/>
-          </w:tcPr>
-          <w:p>
-            <w:r>
-              <w:t>Last Modified</w:t>
-            </w:r>
-          </w:p>
-        </w:tc>
-        <w:tc>
-          <w:tcPr>
-            <w:tcW w:type="dxa" w:w="4320"/>
-          </w:tcPr>
-          <w:p>
-            <w:r>
-              <w:t>2025-01-13</w:t>
-            </w:r>
-          </w:p>
-        </w:tc>
-      </w:tr>
-    </w:tbl>
-    <w:p/>
-    <w:p>
-      <w:pPr>
-        <w:pStyle w:val="Heading2"/>
-      </w:pPr>
-      <w:r>
-        <w:t>Specification</w:t>
+        <w:t>Page 1</w:t>
       </w:r>
     </w:p>
     <w:p>
       <w:r>
-        <w:t>Design Specification: Automated Assembly Line Module</w:t>
+        <w:t>Section 1: Customer escalation analysis. EMP009 contributes to ast emp009 03 through recurring collaboration, clear ownership boundaries, and measurable outcomes. The team captures decisions, open issues, and handoffs so that knowledge remains discoverable for future programs.</w:t>
       </w:r>
     </w:p>
     <w:p>
       <w:r>
-        <w:t>Version: 1.3</w:t>
+        <w:t>Section 2: Operational risk review. EMP009 contributes to ast emp009 03 through recurring collaboration, clear ownership boundaries, and measurable outcomes. The team captures decisions, open issues, and handoffs so that knowledge remains discoverable for future programs.</w:t>
       </w:r>
     </w:p>
     <w:p>
       <w:r>
-        <w:t>This specification details the design requirements for the automated assembly module, including conveyor speed tolerance (+-0.5%), sensor calibration intervals, and failsafe shutdown sequences. The module interfaces with the MES via OPC-UA protocol.</w:t>
+        <w:t>Section 3: Data quality remediation. EMP009 contributes to ast emp009 03 through recurring collaboration, clear ownership boundaries, and measurable outcomes. The team captures decisions, open issues, and handoffs so that knowledge remains discoverable for future programs.</w:t>
+      </w:r>
+    </w:p>
+    <w:p>
+      <w:r>
+        <w:t>Section 4: Knowledge transfer and onboarding. EMP009 contributes to ast emp009 03 through recurring collaboration, clear ownership boundaries, and measurable outcomes. The team captures decisions, open issues, and handoffs so that knowledge remains discoverable for future programs.</w:t>
+      </w:r>
+    </w:p>
+    <w:p>
+      <w:r>
+        <w:br w:type="page"/>
       </w:r>
     </w:p>
     <w:p>
@@ -149,12 +48,60 @@
         <w:pStyle w:val="Heading2"/>
       </w:pPr>
       <w:r>
-        <w:t>Author Competencies</w:t>
+        <w:t>Page 2</w:t>
       </w:r>
     </w:p>
     <w:p>
       <w:r>
-        <w:t>Power BI, Fabric, MLOps, SQL</w:t>
+        <w:t>Section 1: Customer escalation analysis. EMP009 contributes to ast emp009 03 through recurring collaboration, clear ownership boundaries, and measurable outcomes. The team captures decisions, open issues, and handoffs so that knowledge remains discoverable for future programs.</w:t>
+      </w:r>
+    </w:p>
+    <w:p>
+      <w:r>
+        <w:t>Section 2: Data quality remediation. EMP009 contributes to ast emp009 03 through recurring collaboration, clear ownership boundaries, and measurable outcomes. The team captures decisions, open issues, and handoffs so that knowledge remains discoverable for future programs.</w:t>
+      </w:r>
+    </w:p>
+    <w:p>
+      <w:r>
+        <w:t>Section 3: Knowledge transfer and onboarding. EMP009 contributes to ast emp009 03 through recurring collaboration, clear ownership boundaries, and measurable outcomes. The team captures decisions, open issues, and handoffs so that knowledge remains discoverable for future programs.</w:t>
+      </w:r>
+    </w:p>
+    <w:p>
+      <w:r>
+        <w:t>Section 4: Department KPI performance. EMP009 contributes to ast emp009 03 through recurring collaboration, clear ownership boundaries, and measurable outcomes. The team captures decisions, open issues, and handoffs so that knowledge remains discoverable for future programs.</w:t>
+      </w:r>
+    </w:p>
+    <w:p>
+      <w:r>
+        <w:br w:type="page"/>
+      </w:r>
+    </w:p>
+    <w:p>
+      <w:pPr>
+        <w:pStyle w:val="Heading2"/>
+      </w:pPr>
+      <w:r>
+        <w:t>Page 3</w:t>
+      </w:r>
+    </w:p>
+    <w:p>
+      <w:r>
+        <w:t>Section 1: Quarterly delivery milestones. EMP009 contributes to ast emp009 03 through recurring collaboration, clear ownership boundaries, and measurable outcomes. The team captures decisions, open issues, and handoffs so that knowledge remains discoverable for future programs.</w:t>
+      </w:r>
+    </w:p>
+    <w:p>
+      <w:r>
+        <w:t>Section 2: Quarterly delivery milestones. EMP009 contributes to ast emp009 03 through recurring collaboration, clear ownership boundaries, and measurable outcomes. The team captures decisions, open issues, and handoffs so that knowledge remains discoverable for future programs.</w:t>
+      </w:r>
+    </w:p>
+    <w:p>
+      <w:r>
+        <w:t>Section 3: Knowledge transfer and onboarding. EMP009 contributes to ast emp009 03 through recurring collaboration, clear ownership boundaries, and measurable outcomes. The team captures decisions, open issues, and handoffs so that knowledge remains discoverable for future programs.</w:t>
+      </w:r>
+    </w:p>
+    <w:p>
+      <w:r>
+        <w:t>Section 4: Knowledge transfer and onboarding. EMP009 contributes to ast emp009 03 through recurring collaboration, clear ownership boundaries, and measurable outcomes. The team captures decisions, open issues, and handoffs so that knowledge remains discoverable for future programs.</w:t>
       </w:r>
     </w:p>
     <w:sectPr>
